--- a/DBTUNING/ch33_결과캐시_PGA튜닝/ch33_결과캐시와PGA튜닝.docx
+++ b/DBTUNING/ch33_결과캐시_PGA튜닝/ch33_결과캐시와PGA튜닝.docx
@@ -10,7 +10,7 @@
           <w:color w:val="17365D"/>
           <w:sz w:val="40"/>
         </w:rPr>
-        <w:t>제19장  결과 캐시와 PGA 튜닝</w:t>
+        <w:t>제ch33  결과 캐시와 PGA 튜닝</w:t>
       </w:r>
     </w:p>
     <w:p>
@@ -48,7 +48,7 @@
           <w:b w:val="0"/>
           <w:sz w:val="21"/>
         </w:rPr>
-        <w:t>17·18장에서 SGA의 버퍼 캐시와 공유 풀을 다뤘다. 이 장은 같은 공유 풀 안에 살면서도 성격이 전혀 다른 두 메모리 영역을 다룬다. 하나는 '질의 결과 그 자체'를 저장하는 서버 결과 캐시이고, 다른 하나는 서버 프로세스 개인 작업 공간인 PGA(Program Global Area)다. 앞엣것은 공유되는 캐시이고 뒤엣것은 세션마다 사적인 메모리라는 점에서 정반대에 서 있지만, 둘 다 '메모리를 더 쓰면 디스크 접근을 줄인다'는 같은 원리 위에 있다.</w:t>
+        <w:t>ch31·ch32에서 SGA의 버퍼 캐시와 공유 풀을 다뤘다. 이 장은 같은 공유 풀 안에 살면서도 성격이 전혀 다른 두 메모리 영역을 다룬다. 하나는 '질의 결과 그 자체'를 저장하는 서버 결과 캐시이고, 다른 하나는 서버 프로세스 개인 작업 공간인 PGA(Program Global Area)다. 앞엣것은 공유되는 캐시이고 뒤엣것은 세션마다 사적인 메모리라는 점에서 정반대에 서 있지만, 둘 다 '메모리를 더 쓰면 디스크 접근을 줄인다'는 같은 원리 위에 있다.</w:t>
       </w:r>
     </w:p>
     <w:p>
@@ -223,7 +223,7 @@
           <w:b w:val="0"/>
           <w:sz w:val="21"/>
         </w:rPr>
-        <w:t>세 가지 캐시를 한자리에서 대조하면 결과 캐시의 자리가 분명해진다. 버퍼 캐시(17장)는 '데이터 블록'을 캐시해 물리 I/O를 줄인다. 라이브러리 캐시(18장)는 '실행계획'을 캐시해 하드 파싱을 줄인다. 결과 캐시는 한 단계 더 올라가 '질의의 최종 결과'를 캐시해 실행 자체를 없앤다. 앞의 둘은 여전히 질의를 실행하지만 각각 I/O와 파싱을 아끼는 반면, 결과 캐시는 히트하면 실행 단계가 통째로 생략된다. 이득이 가장 크지만, 그만큼 '기반 데이터가 안 바뀐다'는 조건이 까다롭다.</w:t>
+        <w:t>세 가지 캐시를 한자리에서 대조하면 결과 캐시의 자리가 분명해진다. 버퍼 캐시(ch31)는 '데이터 블록'을 캐시해 물리 I/O를 줄인다. 라이브러리 캐시(ch32)는 '실행계획'을 캐시해 하드 파싱을 줄인다. 결과 캐시는 한 단계 더 올라가 '질의의 최종 결과'를 캐시해 실행 자체를 없앤다. 앞의 둘은 여전히 질의를 실행하지만 각각 I/O와 파싱을 아끼는 반면, 결과 캐시는 히트하면 실행 단계가 통째로 생략된다. 이득이 가장 크지만, 그만큼 '기반 데이터가 안 바뀐다'는 조건이 까다롭다.</w:t>
       </w:r>
     </w:p>
     <w:p>
@@ -4192,7 +4192,7 @@
           <w:b w:val="0"/>
           <w:sz w:val="21"/>
         </w:rPr>
-        <w:t>다음 장(20장)에서는 I/O 구성과 OS 자원 관리로 넘어가, 데이터 파일 배치·비동기 I/O·OS 수준 자원 경합을 다룬다. 메모리에서 못 담은 것은 결국 디스크로 가고, 그 디스크를 어떻게 구성하느냐가 다음 주제다.</w:t>
+        <w:t>다음 장(ch34)에서는 I/O 구성과 OS 자원 관리로 넘어가, 데이터 파일 배치·비동기 I/O·OS 수준 자원 경합을 다룬다. 메모리에서 못 담은 것은 결국 디스크로 가고, 그 디스크를 어떻게 구성하느냐가 다음 주제다.</w:t>
       </w:r>
     </w:p>
     <w:sectPr>

--- a/DBTUNING/ch33_결과캐시_PGA튜닝/ch33_결과캐시와PGA튜닝.docx
+++ b/DBTUNING/ch33_결과캐시_PGA튜닝/ch33_결과캐시와PGA튜닝.docx
@@ -10,7 +10,7 @@
           <w:color w:val="17365D"/>
           <w:sz w:val="40"/>
         </w:rPr>
-        <w:t>제ch33  결과 캐시와 PGA 튜닝</w:t>
+        <w:t>ch33  결과 캐시와 PGA 튜닝</w:t>
       </w:r>
     </w:p>
     <w:p>

--- a/DBTUNING/ch33_결과캐시_PGA튜닝/ch33_결과캐시와PGA튜닝.docx
+++ b/DBTUNING/ch33_결과캐시_PGA튜닝/ch33_결과캐시와PGA튜닝.docx
@@ -38,7 +38,7 @@
         <w:pStyle w:val="Heading1"/>
       </w:pPr>
       <w:r>
-        <w:t>19.1  학습 목표</w:t>
+        <w:t>33.1  학습 목표</w:t>
       </w:r>
     </w:p>
     <w:p>
@@ -203,7 +203,7 @@
         <w:pStyle w:val="Heading1"/>
       </w:pPr>
       <w:r>
-        <w:t>19.2  결과 캐시란 무엇인가 — 서버와 클라이언트</w:t>
+        <w:t>33.2  결과 캐시란 무엇인가 — 서버와 클라이언트</w:t>
       </w:r>
     </w:p>
     <w:p>
@@ -251,7 +251,7 @@
           <w:b w:val="0"/>
           <w:sz w:val="21"/>
         </w:rPr>
-        <w:t>동작은 단순하다. 질의가 실행되면 오라클은 먼저 캐시 메모리를 뒤져 그 결과가 이미 있는지 확인한다. 있으면 질의를 실행하지 않고 메모리에서 결과를 가져온다. 없으면 질의를 실행해 결과를 반환하면서 동시에 캐시에 저장한다. 사용자가 같은 질의·함수를 반복 실행할수록 응답시간이 짧아진다. 그리고 기반 객체의 데이터가 바뀌면 캐시된 결과는 자동으로 무효가 된다 — 이 무효화가 결과 캐시의 정확성을 보장하는 핵심이자, 동시에 적용 여부를 가르는 기준이 된다(19.4·19.6).</w:t>
+        <w:t>동작은 단순하다. 질의가 실행되면 오라클은 먼저 캐시 메모리를 뒤져 그 결과가 이미 있는지 확인한다. 있으면 질의를 실행하지 않고 메모리에서 결과를 가져온다. 없으면 질의를 실행해 결과를 반환하면서 동시에 캐시에 저장한다. 사용자가 같은 질의·함수를 반복 실행할수록 응답시간이 짧아진다. 그리고 기반 객체의 데이터가 바뀌면 캐시된 결과는 자동으로 무효가 된다 — 이 무효화가 결과 캐시의 정확성을 보장하는 핵심이자, 동시에 적용 여부를 가르는 기준이 된다(33.4·19.6).</w:t>
       </w:r>
     </w:p>
     <w:p>
@@ -561,7 +561,7 @@
         <w:pStyle w:val="Heading1"/>
       </w:pPr>
       <w:r>
-        <w:t>19.3  결과 캐시 활성화와 RESULT_CACHE 힌트</w:t>
+        <w:t>33.3  결과 캐시 활성화와 RESULT_CACHE 힌트</w:t>
       </w:r>
     </w:p>
     <w:p>
@@ -1184,7 +1184,7 @@
         <w:pStyle w:val="Heading1"/>
       </w:pPr>
       <w:r>
-        <w:t>19.4  결과 캐시 무효화 — 기반 테이블이 바뀌면</w:t>
+        <w:t>33.4  결과 캐시 무효화 — 기반 테이블이 바뀌면</w:t>
       </w:r>
     </w:p>
     <w:p>
@@ -1204,7 +1204,7 @@
           <w:b w:val="0"/>
           <w:sz w:val="21"/>
         </w:rPr>
-        <w:t>무효화는 축복이자 저주다. 축복인 이유는 이것이 없다면 결과 캐시는 위험한 기능이 되기 때문이다. 저주인 이유는, 기반 테이블이 자주 바뀌면 캐시가 만들어지자마자 무효화되기를 반복해 '캐시를 유지하는 비용'만 들고 '재사용 이득'은 없는 상태에 빠지기 때문이다. 그래서 무효화 통계는 결과 캐시의 적합성을 판별하는 가장 직접적인 신호다(19.6).</w:t>
+        <w:t>무효화는 축복이자 저주다. 축복인 이유는 이것이 없다면 결과 캐시는 위험한 기능이 되기 때문이다. 저주인 이유는, 기반 테이블이 자주 바뀌면 캐시가 만들어지자마자 무효화되기를 반복해 '캐시를 유지하는 비용'만 들고 '재사용 이득'은 없는 상태에 빠지기 때문이다. 그래서 무효화 통계는 결과 캐시의 적합성을 판별하는 가장 직접적인 신호다(33.6).</w:t>
       </w:r>
     </w:p>
     <w:p>
@@ -1214,7 +1214,7 @@
           <w:b w:val="0"/>
           <w:sz w:val="21"/>
         </w:rPr>
-        <w:t>무효화의 단위는 '결과 하나'다. 여러 결과가 같은 테이블에 의존하고 있을 때, 그 테이블이 바뀌면 의존하던 결과들이 함께 무효화된다. V$RESULT_CACHE_DEPENDENCY가 이 의존 관계를, V$RESULT_CACHE_OBJECTS의 STATUS 컬럼이 각 결과의 상태(Published=유효, Invalid=무효)를 보여준다. 무효화는 데이터 변경을 커밋한 트랜잭션 기준으로 일어난다 — 변경만 하고 커밋하지 않으면 다른 세션의 캐시는 아직 유효하다. 결과 캐시가 '가장 최근 커밋된 상태'라는 읽기 일관성 요건 위에 서 있기 때문이다(19.3.4).</w:t>
+        <w:t>무효화의 단위는 '결과 하나'다. 여러 결과가 같은 테이블에 의존하고 있을 때, 그 테이블이 바뀌면 의존하던 결과들이 함께 무효화된다. V$RESULT_CACHE_DEPENDENCY가 이 의존 관계를, V$RESULT_CACHE_OBJECTS의 STATUS 컬럼이 각 결과의 상태(Published=유효, Invalid=무효)를 보여준다. 무효화는 데이터 변경을 커밋한 트랜잭션 기준으로 일어난다 — 변경만 하고 커밋하지 않으면 다른 세션의 캐시는 아직 유효하다. 결과 캐시가 '가장 최근 커밋된 상태'라는 읽기 일관성 요건 위에 서 있기 때문이다(33.3.4).</w:t>
       </w:r>
     </w:p>
     <w:tbl>
@@ -1289,7 +1289,7 @@
         <w:pStyle w:val="Heading1"/>
       </w:pPr>
       <w:r>
-        <w:t>19.5  결과 캐시 모니터링 — 통계로 건강 상태 읽기</w:t>
+        <w:t>33.5  결과 캐시 모니터링 — 통계로 건강 상태 읽기</w:t>
       </w:r>
     </w:p>
     <w:p>
@@ -1884,7 +1884,7 @@
         <w:pStyle w:val="Heading1"/>
       </w:pPr>
       <w:r>
-        <w:t>19.6  적용 부적합 판별 — 변경 잦은 테이블은 손해다</w:t>
+        <w:t>33.6  적용 부적합 판별 — 변경 잦은 테이블은 손해다</w:t>
       </w:r>
     </w:p>
     <w:p>
@@ -2229,7 +2229,7 @@
         <w:pStyle w:val="Heading1"/>
       </w:pPr>
       <w:r>
-        <w:t>19.7  PGA와 작업 영역 — 서버 프로세스의 개인 작업 공간</w:t>
+        <w:t>33.7  PGA와 작업 영역 — 서버 프로세스의 개인 작업 공간</w:t>
       </w:r>
     </w:p>
     <w:p>
@@ -2364,7 +2364,7 @@
         <w:pStyle w:val="Heading1"/>
       </w:pPr>
       <w:r>
-        <w:t>19.8  작업 영역 크기 — optimal · one-pass · multi-pass</w:t>
+        <w:t>33.8  작업 영역 크기 — optimal · one-pass · multi-pass</w:t>
       </w:r>
     </w:p>
     <w:p>
@@ -2672,7 +2672,7 @@
         <w:pStyle w:val="Heading1"/>
       </w:pPr>
       <w:r>
-        <w:t>19.9  PGA 모니터링 — V$PGASTAT과 작업 영역 히스토그램</w:t>
+        <w:t>33.9  PGA 모니터링 — V$PGASTAT과 작업 영역 히스토그램</w:t>
       </w:r>
     </w:p>
     <w:p>
@@ -2883,7 +2883,7 @@
                 <w:b w:val="0"/>
                 <w:sz w:val="20"/>
               </w:rPr>
-              <w:t>· total PGA allocated가 target을 잠깐·소폭 넘는 것은 정상이다. target은 목표이지 절대 한도가 아니기 때문이다. 절대 한도는 PGA_AGGREGATE_LIMIT가 담당한다(19.11).</w:t>
+              <w:t>· total PGA allocated가 target을 잠깐·소폭 넘는 것은 정상이다. target은 목표이지 절대 한도가 아니기 때문이다. 절대 한도는 PGA_AGGREGATE_LIMIT가 담당한다(33.11).</w:t>
             </w:r>
           </w:p>
         </w:tc>
@@ -3095,7 +3095,7 @@
           <w:b w:val="0"/>
           <w:sz w:val="21"/>
         </w:rPr>
-        <w:t>그렇다면 1-pass·multi-pass는 어떻게 보여줄 것인가. 인스턴스 전체를 축소하면 다른 세션·실습에 영향을 주므로, 세션 하나만 작업 영역을 축소해 디스크 정렬을 일부러 만들어 낸다(19.10). 정렬 통계로도 같은 상태가 확인된다.</w:t>
+        <w:t>그렇다면 1-pass·multi-pass는 어떻게 보여줄 것인가. 인스턴스 전체를 축소하면 다른 세션·실습에 영향을 주므로, 세션 하나만 작업 영역을 축소해 디스크 정렬을 일부러 만들어 낸다(33.10). 정렬 통계로도 같은 상태가 확인된다.</w:t>
       </w:r>
     </w:p>
     <w:tbl>
@@ -3515,7 +3515,7 @@
         <w:pStyle w:val="Heading1"/>
       </w:pPr>
       <w:r>
-        <w:t>19.10  1-pass·multi-pass 정렬 재현 — 세션 수준 축소</w:t>
+        <w:t>33.10  1-pass·multi-pass 정렬 재현 — 세션 수준 축소</w:t>
       </w:r>
     </w:p>
     <w:p>
@@ -3787,7 +3787,7 @@
         <w:pStyle w:val="Heading1"/>
       </w:pPr>
       <w:r>
-        <w:t>19.11  PGA_AGGREGATE_LIMIT — 절대 한도와 ORA-04036</w:t>
+        <w:t>33.11  PGA_AGGREGATE_LIMIT — 절대 한도와 ORA-04036</w:t>
       </w:r>
     </w:p>
     <w:p>
@@ -3929,7 +3929,7 @@
         <w:pStyle w:val="Heading1"/>
       </w:pPr>
       <w:r>
-        <w:t>19.12  요약</w:t>
+        <w:t>33.12  요약</w:t>
       </w:r>
     </w:p>
     <w:p>
@@ -4007,7 +4007,7 @@
         <w:pStyle w:val="Heading1"/>
       </w:pPr>
       <w:r>
-        <w:t>19.13  퀴즈</w:t>
+        <w:t>33.13  퀴즈</w:t>
       </w:r>
     </w:p>
     <w:tbl>
@@ -4102,7 +4102,7 @@
         <w:pStyle w:val="Heading1"/>
       </w:pPr>
       <w:r>
-        <w:t>19.14  실습 개요</w:t>
+        <w:t>33.14  실습 개요</w:t>
       </w:r>
     </w:p>
     <w:p>
